--- a/Cover_Letters/Shinoy_VodafoneZiggo_Senior_Experimentation_Specialist_Cover_Letter.docx
+++ b/Cover_Letters/Shinoy_VodafoneZiggo_Senior_Experimentation_Specialist_Cover_Letter.docx
@@ -14,7 +14,7 @@
     </w:p>
     <w:p>
       <w:r>
-        <w:t>September 19, 2026</w:t>
+        <w:t>October 10, 2026</w:t>
       </w:r>
     </w:p>
     <w:p>
@@ -35,12 +35,12 @@
     </w:p>
     <w:p>
       <w:r>
-        <w:t>I have over eight years of experience working in agile environments for financial and digital clients, focusing on test automation, data validation, and process improvement. My background includes building robust frameworks with Selenium and Playwright, writing SQL queries for backend data checks, and collaborating closely with product owners and developers to ensure smooth releases. I also have hands-on experience using AI tools like Gemini Code Assist to streamline testing workflows.</w:t>
+        <w:t>Your focus on improving customer journeys and validating AI-driven solutions aligns well with my background in testing digital platforms and working with data. In my recent work, I have focused on building reliable test processes, writing SQL queries to check data integrity, and using tools like Gemini Code Assist to make test creation faster and more efficient.</w:t>
       </w:r>
     </w:p>
     <w:p>
       <w:r>
-        <w:t>I am drawn to VodafoneZiggo because of your strong focus on data-driven experimentation and customer journey optimization. My technical background in testing, combined with my experience in cross-functional stakeholder management, allows me to contribute effectively to digital experimentation and quality programs.</w:t>
+        <w:t>I appreciate how your team values learning and experimentation, and I would be glad to bring my technical background and collaborative approach to your group.</w:t>
       </w:r>
     </w:p>
     <w:p>

--- a/Cover_Letters/Shinoy_VodafoneZiggo_Senior_Experimentation_Specialist_Cover_Letter.docx
+++ b/Cover_Letters/Shinoy_VodafoneZiggo_Senior_Experimentation_Specialist_Cover_Letter.docx
@@ -14,7 +14,7 @@
     </w:p>
     <w:p>
       <w:r>
-        <w:t>October 10, 2026</w:t>
+        <w:t>October 31, 2026</w:t>
       </w:r>
     </w:p>
     <w:p>
@@ -35,12 +35,7 @@
     </w:p>
     <w:p>
       <w:r>
-        <w:t>Your focus on improving customer journeys and validating AI-driven solutions aligns well with my background in testing digital platforms and working with data. In my recent work, I have focused on building reliable test processes, writing SQL queries to check data integrity, and using tools like Gemini Code Assist to make test creation faster and more efficient.</w:t>
-      </w:r>
-    </w:p>
-    <w:p>
-      <w:r>
-        <w:t>I appreciate how your team values learning and experimentation, and I would be glad to bring my technical background and collaborative approach to your group.</w:t>
+        <w:t>Your focus on experimentation, customer journey optimization, and validating AI-driven solutions aligns well with my background in testing digital platforms. Throughout my career, I have worked alongside cross-functional teams to build reliable automation setups, handle backend data validation using SQL, and streamline test creation using tools like Gemini Code Assist. I appreciate how VodafoneZiggo fosters a strong culture of continuous learning and teamwork.</w:t>
       </w:r>
     </w:p>
     <w:p>
